--- a/docs/requierments/Constraints.docx
+++ b/docs/requierments/Constraints.docx
@@ -9,9 +9,11 @@
         <w:tblLook w:val="04A0" w:firstRow="1" w:lastRow="0" w:firstColumn="1" w:lastColumn="0" w:noHBand="0" w:noVBand="1"/>
       </w:tblPr>
       <w:tblGrid>
-        <w:gridCol w:w="1075"/>
-        <w:gridCol w:w="6460"/>
-        <w:gridCol w:w="1815"/>
+        <w:gridCol w:w="1255"/>
+        <w:gridCol w:w="2632"/>
+        <w:gridCol w:w="1650"/>
+        <w:gridCol w:w="1441"/>
+        <w:gridCol w:w="2372"/>
       </w:tblGrid>
       <w:tr>
         <w:trPr>
@@ -20,13 +22,12 @@
         <w:tc>
           <w:tcPr>
             <w:cnfStyle w:val="001000000000" w:firstRow="0" w:lastRow="0" w:firstColumn="1" w:lastColumn="0" w:oddVBand="0" w:evenVBand="0" w:oddHBand="0" w:evenHBand="0" w:firstRowFirstColumn="0" w:firstRowLastColumn="0" w:lastRowFirstColumn="0" w:lastRowLastColumn="0"/>
-            <w:tcW w:w="1075" w:type="dxa"/>
-            <w:hideMark/>
-          </w:tcPr>
-          <w:p>
-            <w:pPr>
-              <w:spacing w:after="160" w:line="278" w:lineRule="auto"/>
-              <w:jc w:val="center"/>
+            <w:tcW w:w="1255" w:type="dxa"/>
+            <w:hideMark/>
+          </w:tcPr>
+          <w:p>
+            <w:pPr>
+              <w:spacing w:after="160" w:line="278" w:lineRule="auto"/>
             </w:pPr>
             <w:r>
               <w:t>ID</w:t>
@@ -35,13 +36,12 @@
         </w:tc>
         <w:tc>
           <w:tcPr>
-            <w:tcW w:w="6460" w:type="dxa"/>
-            <w:hideMark/>
-          </w:tcPr>
-          <w:p>
-            <w:pPr>
-              <w:spacing w:after="160" w:line="278" w:lineRule="auto"/>
-              <w:jc w:val="center"/>
+            <w:tcW w:w="2632" w:type="dxa"/>
+            <w:hideMark/>
+          </w:tcPr>
+          <w:p>
+            <w:pPr>
+              <w:spacing w:after="160" w:line="278" w:lineRule="auto"/>
               <w:cnfStyle w:val="100000000000" w:firstRow="1" w:lastRow="0" w:firstColumn="0" w:lastColumn="0" w:oddVBand="0" w:evenVBand="0" w:oddHBand="0" w:evenHBand="0" w:firstRowFirstColumn="0" w:firstRowLastColumn="0" w:lastRowFirstColumn="0" w:lastRowLastColumn="0"/>
             </w:pPr>
             <w:r>
@@ -57,11 +57,40 @@
           <w:p>
             <w:pPr>
               <w:spacing w:after="160" w:line="278" w:lineRule="auto"/>
-              <w:jc w:val="center"/>
               <w:cnfStyle w:val="100000000000" w:firstRow="1" w:lastRow="0" w:firstColumn="0" w:lastColumn="0" w:oddVBand="0" w:evenVBand="0" w:oddHBand="0" w:evenHBand="0" w:firstRowFirstColumn="0" w:firstRowLastColumn="0" w:lastRowFirstColumn="0" w:lastRowLastColumn="0"/>
             </w:pPr>
             <w:r>
               <w:t>Owner</w:t>
+            </w:r>
+          </w:p>
+        </w:tc>
+        <w:tc>
+          <w:tcPr>
+            <w:tcW w:w="0" w:type="auto"/>
+            <w:hideMark/>
+          </w:tcPr>
+          <w:p>
+            <w:pPr>
+              <w:spacing w:after="160" w:line="278" w:lineRule="auto"/>
+              <w:cnfStyle w:val="100000000000" w:firstRow="1" w:lastRow="0" w:firstColumn="0" w:lastColumn="0" w:oddVBand="0" w:evenVBand="0" w:oddHBand="0" w:evenHBand="0" w:firstRowFirstColumn="0" w:firstRowLastColumn="0" w:lastRowFirstColumn="0" w:lastRowLastColumn="0"/>
+            </w:pPr>
+            <w:r>
+              <w:t>Source</w:t>
+            </w:r>
+          </w:p>
+        </w:tc>
+        <w:tc>
+          <w:tcPr>
+            <w:tcW w:w="0" w:type="auto"/>
+            <w:hideMark/>
+          </w:tcPr>
+          <w:p>
+            <w:pPr>
+              <w:spacing w:after="160" w:line="278" w:lineRule="auto"/>
+              <w:cnfStyle w:val="100000000000" w:firstRow="1" w:lastRow="0" w:firstColumn="0" w:lastColumn="0" w:oddVBand="0" w:evenVBand="0" w:oddHBand="0" w:evenHBand="0" w:firstRowFirstColumn="0" w:firstRowLastColumn="0" w:lastRowFirstColumn="0" w:lastRowLastColumn="0"/>
+            </w:pPr>
+            <w:r>
+              <w:t>Impact on the project</w:t>
             </w:r>
           </w:p>
         </w:tc>
@@ -70,13 +99,12 @@
         <w:tc>
           <w:tcPr>
             <w:cnfStyle w:val="001000000000" w:firstRow="0" w:lastRow="0" w:firstColumn="1" w:lastColumn="0" w:oddVBand="0" w:evenVBand="0" w:oddHBand="0" w:evenHBand="0" w:firstRowFirstColumn="0" w:firstRowLastColumn="0" w:lastRowFirstColumn="0" w:lastRowLastColumn="0"/>
-            <w:tcW w:w="1075" w:type="dxa"/>
-            <w:hideMark/>
-          </w:tcPr>
-          <w:p>
-            <w:pPr>
-              <w:spacing w:after="160" w:line="278" w:lineRule="auto"/>
-              <w:jc w:val="center"/>
+            <w:tcW w:w="1255" w:type="dxa"/>
+            <w:hideMark/>
+          </w:tcPr>
+          <w:p>
+            <w:pPr>
+              <w:spacing w:after="160" w:line="278" w:lineRule="auto"/>
             </w:pPr>
             <w:r>
               <w:t>CON-01</w:t>
@@ -85,16 +113,16 @@
         </w:tc>
         <w:tc>
           <w:tcPr>
-            <w:tcW w:w="6460" w:type="dxa"/>
-            <w:hideMark/>
-          </w:tcPr>
-          <w:p>
-            <w:pPr>
-              <w:spacing w:after="160" w:line="278" w:lineRule="auto"/>
-              <w:cnfStyle w:val="000000000000" w:firstRow="0" w:lastRow="0" w:firstColumn="0" w:lastColumn="0" w:oddVBand="0" w:evenVBand="0" w:oddHBand="0" w:evenHBand="0" w:firstRowFirstColumn="0" w:firstRowLastColumn="0" w:lastRowFirstColumn="0" w:lastRowLastColumn="0"/>
-            </w:pPr>
-            <w:r>
-              <w:t>Review data availability and access may be limited by external platform restrictions, API requirements, or licensing conditions.</w:t>
+            <w:tcW w:w="2632" w:type="dxa"/>
+            <w:hideMark/>
+          </w:tcPr>
+          <w:p>
+            <w:pPr>
+              <w:spacing w:after="160" w:line="278" w:lineRule="auto"/>
+              <w:cnfStyle w:val="000000000000" w:firstRow="0" w:lastRow="0" w:firstColumn="0" w:lastColumn="0" w:oddVBand="0" w:evenVBand="0" w:oddHBand="0" w:evenHBand="0" w:firstRowFirstColumn="0" w:firstRowLastColumn="0" w:lastRowFirstColumn="0" w:lastRowLastColumn="0"/>
+            </w:pPr>
+            <w:r>
+              <w:t>Access to Steam reviews and other Steam data is subject to the availability of supported interfaces, applicable terms, authentication requirements, and rate limits.</w:t>
             </w:r>
           </w:p>
         </w:tc>
@@ -109,7 +137,37 @@
               <w:cnfStyle w:val="000000000000" w:firstRow="0" w:lastRow="0" w:firstColumn="0" w:lastColumn="0" w:oddVBand="0" w:evenVBand="0" w:oddHBand="0" w:evenHBand="0" w:firstRowFirstColumn="0" w:firstRowLastColumn="0" w:lastRowFirstColumn="0" w:lastRowLastColumn="0"/>
             </w:pPr>
             <w:r>
-              <w:t>Development Team</w:t>
+              <w:t>Steam/Valve</w:t>
+            </w:r>
+          </w:p>
+        </w:tc>
+        <w:tc>
+          <w:tcPr>
+            <w:tcW w:w="0" w:type="auto"/>
+            <w:hideMark/>
+          </w:tcPr>
+          <w:p>
+            <w:pPr>
+              <w:spacing w:after="160" w:line="278" w:lineRule="auto"/>
+              <w:cnfStyle w:val="000000000000" w:firstRow="0" w:lastRow="0" w:firstColumn="0" w:lastColumn="0" w:oddVBand="0" w:evenVBand="0" w:oddHBand="0" w:evenHBand="0" w:firstRowFirstColumn="0" w:firstRowLastColumn="0" w:lastRowFirstColumn="0" w:lastRowLastColumn="0"/>
+            </w:pPr>
+            <w:r>
+              <w:t>ST-01, ST-02, ST-03</w:t>
+            </w:r>
+          </w:p>
+        </w:tc>
+        <w:tc>
+          <w:tcPr>
+            <w:tcW w:w="0" w:type="auto"/>
+            <w:hideMark/>
+          </w:tcPr>
+          <w:p>
+            <w:pPr>
+              <w:spacing w:after="160" w:line="278" w:lineRule="auto"/>
+              <w:cnfStyle w:val="000000000000" w:firstRow="0" w:lastRow="0" w:firstColumn="0" w:lastColumn="0" w:oddVBand="0" w:evenVBand="0" w:oddHBand="0" w:evenHBand="0" w:firstRowFirstColumn="0" w:firstRowLastColumn="0" w:lastRowFirstColumn="0" w:lastRowLastColumn="0"/>
+            </w:pPr>
+            <w:r>
+              <w:t>The system may be unable to retrieve certain information or may need to limit request frequency.</w:t>
             </w:r>
           </w:p>
         </w:tc>
@@ -118,13 +176,12 @@
         <w:tc>
           <w:tcPr>
             <w:cnfStyle w:val="001000000000" w:firstRow="0" w:lastRow="0" w:firstColumn="1" w:lastColumn="0" w:oddVBand="0" w:evenVBand="0" w:oddHBand="0" w:evenHBand="0" w:firstRowFirstColumn="0" w:firstRowLastColumn="0" w:lastRowFirstColumn="0" w:lastRowLastColumn="0"/>
-            <w:tcW w:w="1075" w:type="dxa"/>
-            <w:hideMark/>
-          </w:tcPr>
-          <w:p>
-            <w:pPr>
-              <w:spacing w:after="160" w:line="278" w:lineRule="auto"/>
-              <w:jc w:val="center"/>
+            <w:tcW w:w="1255" w:type="dxa"/>
+            <w:hideMark/>
+          </w:tcPr>
+          <w:p>
+            <w:pPr>
+              <w:spacing w:after="160" w:line="278" w:lineRule="auto"/>
             </w:pPr>
             <w:r>
               <w:t>CON-02</w:t>
@@ -133,16 +190,16 @@
         </w:tc>
         <w:tc>
           <w:tcPr>
-            <w:tcW w:w="6460" w:type="dxa"/>
-            <w:hideMark/>
-          </w:tcPr>
-          <w:p>
-            <w:pPr>
-              <w:spacing w:after="160" w:line="278" w:lineRule="auto"/>
-              <w:cnfStyle w:val="000000000000" w:firstRow="0" w:lastRow="0" w:firstColumn="0" w:lastColumn="0" w:oddVBand="0" w:evenVBand="0" w:oddHBand="0" w:evenHBand="0" w:firstRowFirstColumn="0" w:firstRowLastColumn="0" w:lastRowFirstColumn="0" w:lastRowLastColumn="0"/>
-            </w:pPr>
-            <w:r>
-              <w:t>Differences in rating scales and evaluation criteria across sources may limit the accuracy and consistency of comparisons and aggregate ratings.</w:t>
+            <w:tcW w:w="2632" w:type="dxa"/>
+            <w:hideMark/>
+          </w:tcPr>
+          <w:p>
+            <w:pPr>
+              <w:spacing w:after="160" w:line="278" w:lineRule="auto"/>
+              <w:cnfStyle w:val="000000000000" w:firstRow="0" w:lastRow="0" w:firstColumn="0" w:lastColumn="0" w:oddVBand="0" w:evenVBand="0" w:oddHBand="0" w:evenHBand="0" w:firstRowFirstColumn="0" w:firstRowLastColumn="0" w:lastRowFirstColumn="0" w:lastRowLastColumn="0"/>
+            </w:pPr>
+            <w:r>
+              <w:t>Steam may change, suspend, or discontinue API services, requiring the development team to update or modify its implementation.</w:t>
             </w:r>
           </w:p>
         </w:tc>
@@ -157,7 +214,37 @@
               <w:cnfStyle w:val="000000000000" w:firstRow="0" w:lastRow="0" w:firstColumn="0" w:lastColumn="0" w:oddVBand="0" w:evenVBand="0" w:oddHBand="0" w:evenHBand="0" w:firstRowFirstColumn="0" w:firstRowLastColumn="0" w:lastRowFirstColumn="0" w:lastRowLastColumn="0"/>
             </w:pPr>
             <w:r>
-              <w:t>Development Team</w:t>
+              <w:t>Steam/Valve</w:t>
+            </w:r>
+          </w:p>
+        </w:tc>
+        <w:tc>
+          <w:tcPr>
+            <w:tcW w:w="0" w:type="auto"/>
+            <w:hideMark/>
+          </w:tcPr>
+          <w:p>
+            <w:pPr>
+              <w:spacing w:after="160" w:line="278" w:lineRule="auto"/>
+              <w:cnfStyle w:val="000000000000" w:firstRow="0" w:lastRow="0" w:firstColumn="0" w:lastColumn="0" w:oddVBand="0" w:evenVBand="0" w:oddHBand="0" w:evenHBand="0" w:firstRowFirstColumn="0" w:firstRowLastColumn="0" w:lastRowFirstColumn="0" w:lastRowLastColumn="0"/>
+            </w:pPr>
+            <w:r>
+              <w:t>ST-01, ST-02</w:t>
+            </w:r>
+          </w:p>
+        </w:tc>
+        <w:tc>
+          <w:tcPr>
+            <w:tcW w:w="0" w:type="auto"/>
+            <w:hideMark/>
+          </w:tcPr>
+          <w:p>
+            <w:pPr>
+              <w:spacing w:after="160" w:line="278" w:lineRule="auto"/>
+              <w:cnfStyle w:val="000000000000" w:firstRow="0" w:lastRow="0" w:firstColumn="0" w:lastColumn="0" w:oddVBand="0" w:evenVBand="0" w:oddHBand="0" w:evenHBand="0" w:firstRowFirstColumn="0" w:firstRowLastColumn="0" w:lastRowFirstColumn="0" w:lastRowLastColumn="0"/>
+            </w:pPr>
+            <w:r>
+              <w:t>The system must account for changes to endpoints and data formats.</w:t>
             </w:r>
           </w:p>
         </w:tc>
@@ -166,13 +253,12 @@
         <w:tc>
           <w:tcPr>
             <w:cnfStyle w:val="001000000000" w:firstRow="0" w:lastRow="0" w:firstColumn="1" w:lastColumn="0" w:oddVBand="0" w:evenVBand="0" w:oddHBand="0" w:evenHBand="0" w:firstRowFirstColumn="0" w:firstRowLastColumn="0" w:lastRowFirstColumn="0" w:lastRowLastColumn="0"/>
-            <w:tcW w:w="1075" w:type="dxa"/>
-            <w:hideMark/>
-          </w:tcPr>
-          <w:p>
-            <w:pPr>
-              <w:spacing w:after="160" w:line="278" w:lineRule="auto"/>
-              <w:jc w:val="center"/>
+            <w:tcW w:w="1255" w:type="dxa"/>
+            <w:hideMark/>
+          </w:tcPr>
+          <w:p>
+            <w:pPr>
+              <w:spacing w:after="160" w:line="278" w:lineRule="auto"/>
             </w:pPr>
             <w:r>
               <w:t>CON-03</w:t>
@@ -181,16 +267,16 @@
         </w:tc>
         <w:tc>
           <w:tcPr>
-            <w:tcW w:w="6460" w:type="dxa"/>
-            <w:hideMark/>
-          </w:tcPr>
-          <w:p>
-            <w:pPr>
-              <w:spacing w:after="160" w:line="278" w:lineRule="auto"/>
-              <w:cnfStyle w:val="000000000000" w:firstRow="0" w:lastRow="0" w:firstColumn="0" w:lastColumn="0" w:oddVBand="0" w:evenVBand="0" w:oddHBand="0" w:evenHBand="0" w:firstRowFirstColumn="0" w:firstRowLastColumn="0" w:lastRowFirstColumn="0" w:lastRowLastColumn="0"/>
-            </w:pPr>
-            <w:r>
-              <w:t>The system may be unable to reliably identify biased or manipulated reviews due to limitations in available data and the subjective nature of reviews.</w:t>
+            <w:tcW w:w="2632" w:type="dxa"/>
+            <w:hideMark/>
+          </w:tcPr>
+          <w:p>
+            <w:pPr>
+              <w:spacing w:after="160" w:line="278" w:lineRule="auto"/>
+              <w:cnfStyle w:val="000000000000" w:firstRow="0" w:lastRow="0" w:firstColumn="0" w:lastColumn="0" w:oddVBand="0" w:evenVBand="0" w:oddHBand="0" w:evenHBand="0" w:firstRowFirstColumn="0" w:firstRowLastColumn="0" w:lastRowFirstColumn="0" w:lastRowLastColumn="0"/>
+            </w:pPr>
+            <w:r>
+              <w:t>Steam account authentication does not automatically provide access to all user information or friends' reviews. Access depends on the supported interfaces and applicable permissions.</w:t>
             </w:r>
           </w:p>
         </w:tc>
@@ -205,7 +291,37 @@
               <w:cnfStyle w:val="000000000000" w:firstRow="0" w:lastRow="0" w:firstColumn="0" w:lastColumn="0" w:oddVBand="0" w:evenVBand="0" w:oddHBand="0" w:evenHBand="0" w:firstRowFirstColumn="0" w:firstRowLastColumn="0" w:lastRowFirstColumn="0" w:lastRowLastColumn="0"/>
             </w:pPr>
             <w:r>
-              <w:t>Development Team</w:t>
+              <w:t>Steam/Valve</w:t>
+            </w:r>
+          </w:p>
+        </w:tc>
+        <w:tc>
+          <w:tcPr>
+            <w:tcW w:w="0" w:type="auto"/>
+            <w:hideMark/>
+          </w:tcPr>
+          <w:p>
+            <w:pPr>
+              <w:spacing w:after="160" w:line="278" w:lineRule="auto"/>
+              <w:cnfStyle w:val="000000000000" w:firstRow="0" w:lastRow="0" w:firstColumn="0" w:lastColumn="0" w:oddVBand="0" w:evenVBand="0" w:oddHBand="0" w:evenHBand="0" w:firstRowFirstColumn="0" w:firstRowLastColumn="0" w:lastRowFirstColumn="0" w:lastRowLastColumn="0"/>
+            </w:pPr>
+            <w:r>
+              <w:t>ST-01, ST-04</w:t>
+            </w:r>
+          </w:p>
+        </w:tc>
+        <w:tc>
+          <w:tcPr>
+            <w:tcW w:w="0" w:type="auto"/>
+            <w:hideMark/>
+          </w:tcPr>
+          <w:p>
+            <w:pPr>
+              <w:spacing w:after="160" w:line="278" w:lineRule="auto"/>
+              <w:cnfStyle w:val="000000000000" w:firstRow="0" w:lastRow="0" w:firstColumn="0" w:lastColumn="0" w:oddVBand="0" w:evenVBand="0" w:oddHBand="0" w:evenHBand="0" w:firstRowFirstColumn="0" w:firstRowLastColumn="0" w:lastRowFirstColumn="0" w:lastRowLastColumn="0"/>
+            </w:pPr>
+            <w:r>
+              <w:t>Features that prioritize friends' reviews may require additional investigation and may not be feasible.</w:t>
             </w:r>
           </w:p>
         </w:tc>
@@ -214,13 +330,12 @@
         <w:tc>
           <w:tcPr>
             <w:cnfStyle w:val="001000000000" w:firstRow="0" w:lastRow="0" w:firstColumn="1" w:lastColumn="0" w:oddVBand="0" w:evenVBand="0" w:oddHBand="0" w:evenHBand="0" w:firstRowFirstColumn="0" w:firstRowLastColumn="0" w:lastRowFirstColumn="0" w:lastRowLastColumn="0"/>
-            <w:tcW w:w="1075" w:type="dxa"/>
-            <w:hideMark/>
-          </w:tcPr>
-          <w:p>
-            <w:pPr>
-              <w:spacing w:after="160" w:line="278" w:lineRule="auto"/>
-              <w:jc w:val="center"/>
+            <w:tcW w:w="1255" w:type="dxa"/>
+            <w:hideMark/>
+          </w:tcPr>
+          <w:p>
+            <w:pPr>
+              <w:spacing w:after="160" w:line="278" w:lineRule="auto"/>
             </w:pPr>
             <w:r>
               <w:t>CON-04</w:t>
@@ -229,16 +344,16 @@
         </w:tc>
         <w:tc>
           <w:tcPr>
-            <w:tcW w:w="6460" w:type="dxa"/>
-            <w:hideMark/>
-          </w:tcPr>
-          <w:p>
-            <w:pPr>
-              <w:spacing w:after="160" w:line="278" w:lineRule="auto"/>
-              <w:cnfStyle w:val="000000000000" w:firstRow="0" w:lastRow="0" w:firstColumn="0" w:lastColumn="0" w:oddVBand="0" w:evenVBand="0" w:oddHBand="0" w:evenHBand="0" w:firstRowFirstColumn="0" w:firstRowLastColumn="0" w:lastRowFirstColumn="0" w:lastRowLastColumn="0"/>
-            </w:pPr>
-            <w:r>
-              <w:t>Project time, technical restrictions, and privacy considerations may limit personalization features and integrations with external platforms, such as Steam.</w:t>
+            <w:tcW w:w="2632" w:type="dxa"/>
+            <w:hideMark/>
+          </w:tcPr>
+          <w:p>
+            <w:pPr>
+              <w:spacing w:after="160" w:line="278" w:lineRule="auto"/>
+              <w:cnfStyle w:val="000000000000" w:firstRow="0" w:lastRow="0" w:firstColumn="0" w:lastColumn="0" w:oddVBand="0" w:evenVBand="0" w:oddHBand="0" w:evenHBand="0" w:firstRowFirstColumn="0" w:firstRowLastColumn="0" w:lastRowFirstColumn="0" w:lastRowLastColumn="0"/>
+            </w:pPr>
+            <w:r>
+              <w:t>Automated collection of Steam data outside documented APIs may be subject to additional restrictions and technical limitations.</w:t>
             </w:r>
           </w:p>
         </w:tc>
@@ -253,7 +368,115 @@
               <w:cnfStyle w:val="000000000000" w:firstRow="0" w:lastRow="0" w:firstColumn="0" w:lastColumn="0" w:oddVBand="0" w:evenVBand="0" w:oddHBand="0" w:evenHBand="0" w:firstRowFirstColumn="0" w:firstRowLastColumn="0" w:lastRowFirstColumn="0" w:lastRowLastColumn="0"/>
             </w:pPr>
             <w:r>
+              <w:t>Steam/Valve</w:t>
+            </w:r>
+          </w:p>
+        </w:tc>
+        <w:tc>
+          <w:tcPr>
+            <w:tcW w:w="0" w:type="auto"/>
+            <w:hideMark/>
+          </w:tcPr>
+          <w:p>
+            <w:pPr>
+              <w:spacing w:after="160" w:line="278" w:lineRule="auto"/>
+              <w:cnfStyle w:val="000000000000" w:firstRow="0" w:lastRow="0" w:firstColumn="0" w:lastColumn="0" w:oddVBand="0" w:evenVBand="0" w:oddHBand="0" w:evenHBand="0" w:firstRowFirstColumn="0" w:firstRowLastColumn="0" w:lastRowFirstColumn="0" w:lastRowLastColumn="0"/>
+            </w:pPr>
+            <w:r>
+              <w:t>ST-01, ST-05</w:t>
+            </w:r>
+          </w:p>
+        </w:tc>
+        <w:tc>
+          <w:tcPr>
+            <w:tcW w:w="0" w:type="auto"/>
+            <w:hideMark/>
+          </w:tcPr>
+          <w:p>
+            <w:pPr>
+              <w:spacing w:after="160" w:line="278" w:lineRule="auto"/>
+              <w:cnfStyle w:val="000000000000" w:firstRow="0" w:lastRow="0" w:firstColumn="0" w:lastColumn="0" w:oddVBand="0" w:evenVBand="0" w:oddHBand="0" w:evenHBand="0" w:firstRowFirstColumn="0" w:firstRowLastColumn="0" w:lastRowFirstColumn="0" w:lastRowLastColumn="0"/>
+            </w:pPr>
+            <w:r>
+              <w:t>Scraping should not be assumed to be an acceptable or reliable substitute for API access.</w:t>
+            </w:r>
+          </w:p>
+        </w:tc>
+      </w:tr>
+      <w:tr>
+        <w:tc>
+          <w:tcPr>
+            <w:cnfStyle w:val="001000000000" w:firstRow="0" w:lastRow="0" w:firstColumn="1" w:lastColumn="0" w:oddVBand="0" w:evenVBand="0" w:oddHBand="0" w:evenHBand="0" w:firstRowFirstColumn="0" w:firstRowLastColumn="0" w:lastRowFirstColumn="0" w:lastRowLastColumn="0"/>
+            <w:tcW w:w="1255" w:type="dxa"/>
+            <w:hideMark/>
+          </w:tcPr>
+          <w:p>
+            <w:pPr>
+              <w:spacing w:after="160" w:line="278" w:lineRule="auto"/>
+            </w:pPr>
+            <w:r>
+              <w:lastRenderedPageBreak/>
+              <w:t>CON-05</w:t>
+            </w:r>
+          </w:p>
+        </w:tc>
+        <w:tc>
+          <w:tcPr>
+            <w:tcW w:w="2632" w:type="dxa"/>
+            <w:hideMark/>
+          </w:tcPr>
+          <w:p>
+            <w:pPr>
+              <w:spacing w:after="160" w:line="278" w:lineRule="auto"/>
+              <w:cnfStyle w:val="000000000000" w:firstRow="0" w:lastRow="0" w:firstColumn="0" w:lastColumn="0" w:oddVBand="0" w:evenVBand="0" w:oddHBand="0" w:evenHBand="0" w:firstRowFirstColumn="0" w:firstRowLastColumn="0" w:lastRowFirstColumn="0" w:lastRowLastColumn="0"/>
+            </w:pPr>
+            <w:r>
+              <w:t>Differences between Steam's review data and data from other review sources may limit the consistency of comparisons and aggregate ratings.</w:t>
+            </w:r>
+          </w:p>
+        </w:tc>
+        <w:tc>
+          <w:tcPr>
+            <w:tcW w:w="0" w:type="auto"/>
+            <w:hideMark/>
+          </w:tcPr>
+          <w:p>
+            <w:pPr>
+              <w:spacing w:after="160" w:line="278" w:lineRule="auto"/>
+              <w:cnfStyle w:val="000000000000" w:firstRow="0" w:lastRow="0" w:firstColumn="0" w:lastColumn="0" w:oddVBand="0" w:evenVBand="0" w:oddHBand="0" w:evenHBand="0" w:firstRowFirstColumn="0" w:firstRowLastColumn="0" w:lastRowFirstColumn="0" w:lastRowLastColumn="0"/>
+            </w:pPr>
+            <w:r>
               <w:t>Development Team</w:t>
+            </w:r>
+          </w:p>
+        </w:tc>
+        <w:tc>
+          <w:tcPr>
+            <w:tcW w:w="0" w:type="auto"/>
+            <w:hideMark/>
+          </w:tcPr>
+          <w:p>
+            <w:pPr>
+              <w:spacing w:after="160" w:line="278" w:lineRule="auto"/>
+              <w:cnfStyle w:val="000000000000" w:firstRow="0" w:lastRow="0" w:firstColumn="0" w:lastColumn="0" w:oddVBand="0" w:evenVBand="0" w:oddHBand="0" w:evenHBand="0" w:firstRowFirstColumn="0" w:firstRowLastColumn="0" w:lastRowFirstColumn="0" w:lastRowLastColumn="0"/>
+            </w:pPr>
+            <w:r>
+              <w:t>ST-02; Interview 2, Questions 9–10</w:t>
+            </w:r>
+          </w:p>
+        </w:tc>
+        <w:tc>
+          <w:tcPr>
+            <w:tcW w:w="0" w:type="auto"/>
+            <w:hideMark/>
+          </w:tcPr>
+          <w:p>
+            <w:pPr>
+              <w:spacing w:after="160" w:line="278" w:lineRule="auto"/>
+              <w:cnfStyle w:val="000000000000" w:firstRow="0" w:lastRow="0" w:firstColumn="0" w:lastColumn="0" w:oddVBand="0" w:evenVBand="0" w:oddHBand="0" w:evenHBand="0" w:firstRowFirstColumn="0" w:firstRowLastColumn="0" w:lastRowFirstColumn="0" w:lastRowLastColumn="0"/>
+            </w:pPr>
+            <w:r>
+              <w:t>The team must determine which fields can be compared meaningfully and how missing or incompatible information will be handled.</w:t>
             </w:r>
           </w:p>
         </w:tc>
